--- a/pays/belgique/outputs/MAB_Belgique_EtudeV4_mise_en_page.docx
+++ b/pays/belgique/outputs/MAB_Belgique_EtudeV4_mise_en_page.docx
@@ -12,7 +12,7 @@
         <w:rPr>
           <w:rFonts w:ascii="Calibri" w:hAnsi="Calibri"/>
         </w:rPr>
-        <w:t>MAB BELGIQUE — ÉTUDE DE MARCHÉ v3</w:t>
+        <w:t>MAB BELGIQUE — ÉTUDE DE MARCHÉ v5</w:t>
       </w:r>
     </w:p>
     <w:p>
@@ -1149,16 +1149,17 @@
         <w:tblLook w:firstColumn="1" w:firstRow="1" w:lastColumn="0" w:lastRow="0" w:noHBand="0" w:noVBand="1" w:val="04A0"/>
       </w:tblPr>
       <w:tblGrid>
-        <w:gridCol w:w="1881"/>
-        <w:gridCol w:w="1881"/>
-        <w:gridCol w:w="1881"/>
-        <w:gridCol w:w="1881"/>
-        <w:gridCol w:w="1881"/>
+        <w:gridCol w:w="1568"/>
+        <w:gridCol w:w="1568"/>
+        <w:gridCol w:w="1568"/>
+        <w:gridCol w:w="1568"/>
+        <w:gridCol w:w="1568"/>
+        <w:gridCol w:w="1568"/>
       </w:tblGrid>
       <w:tr>
         <w:tc>
           <w:tcPr>
-            <w:tcW w:type="dxa" w:w="1881"/>
+            <w:tcW w:type="dxa" w:w="1568"/>
             <w:shd w:val="clear" w:color="auto" w:fill="EBEBEB"/>
           </w:tcPr>
           <w:p>
@@ -1180,7 +1181,7 @@
         </w:tc>
         <w:tc>
           <w:tcPr>
-            <w:tcW w:type="dxa" w:w="1881"/>
+            <w:tcW w:type="dxa" w:w="1568"/>
             <w:shd w:val="clear" w:color="auto" w:fill="EBEBEB"/>
           </w:tcPr>
           <w:p>
@@ -1196,13 +1197,13 @@
                 <w:color w:val="595959"/>
                 <w:sz w:val="16"/>
               </w:rPr>
-              <w:t>Secteur</w:t>
-            </w:r>
-          </w:p>
-        </w:tc>
-        <w:tc>
-          <w:tcPr>
-            <w:tcW w:type="dxa" w:w="1881"/>
+              <w:t>But global</w:t>
+            </w:r>
+          </w:p>
+        </w:tc>
+        <w:tc>
+          <w:tcPr>
+            <w:tcW w:type="dxa" w:w="1568"/>
             <w:shd w:val="clear" w:color="auto" w:fill="EBEBEB"/>
           </w:tcPr>
           <w:p>
@@ -1218,13 +1219,13 @@
                 <w:color w:val="595959"/>
                 <w:sz w:val="16"/>
               </w:rPr>
-              <w:t>Budget</w:t>
-            </w:r>
-          </w:p>
-        </w:tc>
-        <w:tc>
-          <w:tcPr>
-            <w:tcW w:type="dxa" w:w="1881"/>
+              <w:t>Secteur</w:t>
+            </w:r>
+          </w:p>
+        </w:tc>
+        <w:tc>
+          <w:tcPr>
+            <w:tcW w:type="dxa" w:w="1568"/>
             <w:shd w:val="clear" w:color="auto" w:fill="EBEBEB"/>
           </w:tcPr>
           <w:p>
@@ -1240,13 +1241,13 @@
                 <w:color w:val="595959"/>
                 <w:sz w:val="16"/>
               </w:rPr>
-              <w:t>Calendrier</w:t>
-            </w:r>
-          </w:p>
-        </w:tc>
-        <w:tc>
-          <w:tcPr>
-            <w:tcW w:type="dxa" w:w="1881"/>
+              <w:t>Budget</w:t>
+            </w:r>
+          </w:p>
+        </w:tc>
+        <w:tc>
+          <w:tcPr>
+            <w:tcW w:type="dxa" w:w="1568"/>
             <w:shd w:val="clear" w:color="auto" w:fill="EBEBEB"/>
           </w:tcPr>
           <w:p>
@@ -1262,7 +1263,29 @@
                 <w:color w:val="595959"/>
                 <w:sz w:val="16"/>
               </w:rPr>
-              <w:t>Opportunité Presto</w:t>
+              <w:t>Calendrier</w:t>
+            </w:r>
+          </w:p>
+        </w:tc>
+        <w:tc>
+          <w:tcPr>
+            <w:tcW w:type="dxa" w:w="1568"/>
+            <w:shd w:val="clear" w:color="auto" w:fill="EBEBEB"/>
+          </w:tcPr>
+          <w:p>
+            <w:r>
+              <w:rPr>
+                <w:rFonts w:ascii="Calibri" w:hAnsi="Calibri"/>
+              </w:rPr>
+            </w:r>
+            <w:r>
+              <w:rPr>
+                <w:rFonts w:ascii="Calibri" w:hAnsi="Calibri"/>
+                <w:b/>
+                <w:color w:val="595959"/>
+                <w:sz w:val="16"/>
+              </w:rPr>
+              <w:t>Opportunité Presto (types produits)</w:t>
             </w:r>
           </w:p>
         </w:tc>
@@ -1270,7 +1293,7 @@
       <w:tr>
         <w:tc>
           <w:tcPr>
-            <w:tcW w:type="dxa" w:w="1881"/>
+            <w:tcW w:type="dxa" w:w="1568"/>
           </w:tcPr>
           <w:p>
             <w:r>
@@ -1289,7 +1312,7 @@
         </w:tc>
         <w:tc>
           <w:tcPr>
-            <w:tcW w:type="dxa" w:w="1881"/>
+            <w:tcW w:type="dxa" w:w="1568"/>
           </w:tcPr>
           <w:p>
             <w:r>
@@ -1302,13 +1325,32 @@
                 <w:rFonts w:ascii="Calibri" w:hAnsi="Calibri"/>
                 <w:sz w:val="16"/>
               </w:rPr>
+              <w:t>Modernisation et extension des CHU wallons et bruxellois</w:t>
+            </w:r>
+          </w:p>
+        </w:tc>
+        <w:tc>
+          <w:tcPr>
+            <w:tcW w:type="dxa" w:w="1568"/>
+          </w:tcPr>
+          <w:p>
+            <w:r>
+              <w:rPr>
+                <w:rFonts w:ascii="Calibri" w:hAnsi="Calibri"/>
+              </w:rPr>
+            </w:r>
+            <w:r>
+              <w:rPr>
+                <w:rFonts w:ascii="Calibri" w:hAnsi="Calibri"/>
+                <w:sz w:val="16"/>
+              </w:rPr>
               <w:t>Santé</w:t>
             </w:r>
           </w:p>
         </w:tc>
         <w:tc>
           <w:tcPr>
-            <w:tcW w:type="dxa" w:w="1881"/>
+            <w:tcW w:type="dxa" w:w="1568"/>
           </w:tcPr>
           <w:p>
             <w:r>
@@ -1327,7 +1369,7 @@
         </w:tc>
         <w:tc>
           <w:tcPr>
-            <w:tcW w:type="dxa" w:w="1881"/>
+            <w:tcW w:type="dxa" w:w="1568"/>
           </w:tcPr>
           <w:p>
             <w:r>
@@ -1346,7 +1388,7 @@
         </w:tc>
         <w:tc>
           <w:tcPr>
-            <w:tcW w:type="dxa" w:w="1881"/>
+            <w:tcW w:type="dxa" w:w="1568"/>
           </w:tcPr>
           <w:p>
             <w:r>
@@ -1359,7 +1401,7 @@
                 <w:rFonts w:ascii="Calibri" w:hAnsi="Calibri"/>
                 <w:sz w:val="16"/>
               </w:rPr>
-              <w:t>Gamme hospitalière (Temposoft, Tempostop, PMR)</w:t>
+              <w:t>Robinetterie temporisée hospitalière, anti-brûlure, PMR</w:t>
             </w:r>
           </w:p>
         </w:tc>
@@ -1367,7 +1409,7 @@
       <w:tr>
         <w:tc>
           <w:tcPr>
-            <w:tcW w:type="dxa" w:w="1881"/>
+            <w:tcW w:type="dxa" w:w="1568"/>
           </w:tcPr>
           <w:p>
             <w:r>
@@ -1386,7 +1428,7 @@
         </w:tc>
         <w:tc>
           <w:tcPr>
-            <w:tcW w:type="dxa" w:w="1881"/>
+            <w:tcW w:type="dxa" w:w="1568"/>
           </w:tcPr>
           <w:p>
             <w:r>
@@ -1399,13 +1441,32 @@
                 <w:rFonts w:ascii="Calibri" w:hAnsi="Calibri"/>
                 <w:sz w:val="16"/>
               </w:rPr>
+              <w:t>Rénovation et création d'unités psychiatriques modernes en Flandre</w:t>
+            </w:r>
+          </w:p>
+        </w:tc>
+        <w:tc>
+          <w:tcPr>
+            <w:tcW w:type="dxa" w:w="1568"/>
+          </w:tcPr>
+          <w:p>
+            <w:r>
+              <w:rPr>
+                <w:rFonts w:ascii="Calibri" w:hAnsi="Calibri"/>
+              </w:rPr>
+            </w:r>
+            <w:r>
+              <w:rPr>
+                <w:rFonts w:ascii="Calibri" w:hAnsi="Calibri"/>
+                <w:sz w:val="16"/>
+              </w:rPr>
               <w:t>Santé</w:t>
             </w:r>
           </w:p>
         </w:tc>
         <w:tc>
           <w:tcPr>
-            <w:tcW w:type="dxa" w:w="1881"/>
+            <w:tcW w:type="dxa" w:w="1568"/>
           </w:tcPr>
           <w:p>
             <w:r>
@@ -1424,7 +1485,7 @@
         </w:tc>
         <w:tc>
           <w:tcPr>
-            <w:tcW w:type="dxa" w:w="1881"/>
+            <w:tcW w:type="dxa" w:w="1568"/>
           </w:tcPr>
           <w:p>
             <w:r>
@@ -1443,7 +1504,7 @@
         </w:tc>
         <w:tc>
           <w:tcPr>
-            <w:tcW w:type="dxa" w:w="1881"/>
+            <w:tcW w:type="dxa" w:w="1568"/>
           </w:tcPr>
           <w:p>
             <w:r>
@@ -1456,7 +1517,7 @@
                 <w:rFonts w:ascii="Calibri" w:hAnsi="Calibri"/>
                 <w:sz w:val="16"/>
               </w:rPr>
-              <w:t>Robinets anti-arrachement, temporisateurs</w:t>
+              <w:t>Robinetterie anti-arrachement, temporisateurs encastrés</w:t>
             </w:r>
           </w:p>
         </w:tc>
@@ -1464,7 +1525,7 @@
       <w:tr>
         <w:tc>
           <w:tcPr>
-            <w:tcW w:type="dxa" w:w="1881"/>
+            <w:tcW w:type="dxa" w:w="1568"/>
           </w:tcPr>
           <w:p>
             <w:r>
@@ -1483,7 +1544,7 @@
         </w:tc>
         <w:tc>
           <w:tcPr>
-            <w:tcW w:type="dxa" w:w="1881"/>
+            <w:tcW w:type="dxa" w:w="1568"/>
           </w:tcPr>
           <w:p>
             <w:r>
@@ -1496,13 +1557,32 @@
                 <w:rFonts w:ascii="Calibri" w:hAnsi="Calibri"/>
                 <w:sz w:val="16"/>
               </w:rPr>
+              <w:t>Rénovation énergétique et accessibilité du parc scolaire wallon et bruxellois</w:t>
+            </w:r>
+          </w:p>
+        </w:tc>
+        <w:tc>
+          <w:tcPr>
+            <w:tcW w:type="dxa" w:w="1568"/>
+          </w:tcPr>
+          <w:p>
+            <w:r>
+              <w:rPr>
+                <w:rFonts w:ascii="Calibri" w:hAnsi="Calibri"/>
+              </w:rPr>
+            </w:r>
+            <w:r>
+              <w:rPr>
+                <w:rFonts w:ascii="Calibri" w:hAnsi="Calibri"/>
+                <w:sz w:val="16"/>
+              </w:rPr>
               <w:t>Éducation</w:t>
             </w:r>
           </w:p>
         </w:tc>
         <w:tc>
           <w:tcPr>
-            <w:tcW w:type="dxa" w:w="1881"/>
+            <w:tcW w:type="dxa" w:w="1568"/>
           </w:tcPr>
           <w:p>
             <w:r>
@@ -1521,7 +1601,7 @@
         </w:tc>
         <w:tc>
           <w:tcPr>
-            <w:tcW w:type="dxa" w:w="1881"/>
+            <w:tcW w:type="dxa" w:w="1568"/>
           </w:tcPr>
           <w:p>
             <w:r>
@@ -1540,7 +1620,7 @@
         </w:tc>
         <w:tc>
           <w:tcPr>
-            <w:tcW w:type="dxa" w:w="1881"/>
+            <w:tcW w:type="dxa" w:w="1568"/>
           </w:tcPr>
           <w:p>
             <w:r>
@@ -1553,7 +1633,7 @@
                 <w:rFonts w:ascii="Calibri" w:hAnsi="Calibri"/>
                 <w:sz w:val="16"/>
               </w:rPr>
-              <w:t>Temporisateurs push-button, électroniques</w:t>
+              <w:t>Robinetterie temporisée push-button, électronique sans contact</w:t>
             </w:r>
           </w:p>
         </w:tc>
@@ -1561,7 +1641,7 @@
       <w:tr>
         <w:tc>
           <w:tcPr>
-            <w:tcW w:type="dxa" w:w="1881"/>
+            <w:tcW w:type="dxa" w:w="1568"/>
           </w:tcPr>
           <w:p>
             <w:r>
@@ -1574,13 +1654,13 @@
                 <w:rFonts w:ascii="Calibri" w:hAnsi="Calibri"/>
                 <w:sz w:val="16"/>
               </w:rPr>
-              <w:t>Logements sociaux Flandre (BEI)</w:t>
-            </w:r>
-          </w:p>
-        </w:tc>
-        <w:tc>
-          <w:tcPr>
-            <w:tcW w:type="dxa" w:w="1881"/>
+              <w:t>Programme DBSO (Flandre)</w:t>
+            </w:r>
+          </w:p>
+        </w:tc>
+        <w:tc>
+          <w:tcPr>
+            <w:tcW w:type="dxa" w:w="1568"/>
           </w:tcPr>
           <w:p>
             <w:r>
@@ -1593,13 +1673,13 @@
                 <w:rFonts w:ascii="Calibri" w:hAnsi="Calibri"/>
                 <w:sz w:val="16"/>
               </w:rPr>
-              <w:t>Logement social</w:t>
-            </w:r>
-          </w:p>
-        </w:tc>
-        <w:tc>
-          <w:tcPr>
-            <w:tcW w:type="dxa" w:w="1881"/>
+              <w:t>Construction et rénovation de centaines d'établissements scolaires flamands</w:t>
+            </w:r>
+          </w:p>
+        </w:tc>
+        <w:tc>
+          <w:tcPr>
+            <w:tcW w:type="dxa" w:w="1568"/>
           </w:tcPr>
           <w:p>
             <w:r>
@@ -1612,13 +1692,13 @@
                 <w:rFonts w:ascii="Calibri" w:hAnsi="Calibri"/>
                 <w:sz w:val="16"/>
               </w:rPr>
-              <w:t>1,7 Md€</w:t>
-            </w:r>
-          </w:p>
-        </w:tc>
-        <w:tc>
-          <w:tcPr>
-            <w:tcW w:type="dxa" w:w="1881"/>
+              <w:t>Éducation</w:t>
+            </w:r>
+          </w:p>
+        </w:tc>
+        <w:tc>
+          <w:tcPr>
+            <w:tcW w:type="dxa" w:w="1568"/>
           </w:tcPr>
           <w:p>
             <w:r>
@@ -1631,13 +1711,13 @@
                 <w:rFonts w:ascii="Calibri" w:hAnsi="Calibri"/>
                 <w:sz w:val="16"/>
               </w:rPr>
-              <w:t>→2042</w:t>
-            </w:r>
-          </w:p>
-        </w:tc>
-        <w:tc>
-          <w:tcPr>
-            <w:tcW w:type="dxa" w:w="1881"/>
+              <w:t>3,2 Md€</w:t>
+            </w:r>
+          </w:p>
+        </w:tc>
+        <w:tc>
+          <w:tcPr>
+            <w:tcW w:type="dxa" w:w="1568"/>
           </w:tcPr>
           <w:p>
             <w:r>
@@ -1650,7 +1730,26 @@
                 <w:rFonts w:ascii="Calibri" w:hAnsi="Calibri"/>
                 <w:sz w:val="16"/>
               </w:rPr>
-              <w:t>Robinetterie logements collectifs</w:t>
+              <w:t>Pluriannuel</w:t>
+            </w:r>
+          </w:p>
+        </w:tc>
+        <w:tc>
+          <w:tcPr>
+            <w:tcW w:type="dxa" w:w="1568"/>
+          </w:tcPr>
+          <w:p>
+            <w:r>
+              <w:rPr>
+                <w:rFonts w:ascii="Calibri" w:hAnsi="Calibri"/>
+              </w:rPr>
+            </w:r>
+            <w:r>
+              <w:rPr>
+                <w:rFonts w:ascii="Calibri" w:hAnsi="Calibri"/>
+                <w:sz w:val="16"/>
+              </w:rPr>
+              <w:t>Robinetterie temporisée, économiseurs d'eau</w:t>
             </w:r>
           </w:p>
         </w:tc>
@@ -1658,7 +1757,7 @@
       <w:tr>
         <w:tc>
           <w:tcPr>
-            <w:tcW w:type="dxa" w:w="1881"/>
+            <w:tcW w:type="dxa" w:w="1568"/>
           </w:tcPr>
           <w:p>
             <w:r>
@@ -1671,13 +1770,13 @@
                 <w:rFonts w:ascii="Calibri" w:hAnsi="Calibri"/>
                 <w:sz w:val="16"/>
               </w:rPr>
-              <w:t>Logements sociaux Wallonie</w:t>
-            </w:r>
-          </w:p>
-        </w:tc>
-        <w:tc>
-          <w:tcPr>
-            <w:tcW w:type="dxa" w:w="1881"/>
+              <w:t>Logements sociaux Flandre (BEI)</w:t>
+            </w:r>
+          </w:p>
+        </w:tc>
+        <w:tc>
+          <w:tcPr>
+            <w:tcW w:type="dxa" w:w="1568"/>
           </w:tcPr>
           <w:p>
             <w:r>
@@ -1690,13 +1789,32 @@
                 <w:rFonts w:ascii="Calibri" w:hAnsi="Calibri"/>
                 <w:sz w:val="16"/>
               </w:rPr>
+              <w:t>Rénovation du parc social flamand aux standards énergétiques contemporains</w:t>
+            </w:r>
+          </w:p>
+        </w:tc>
+        <w:tc>
+          <w:tcPr>
+            <w:tcW w:type="dxa" w:w="1568"/>
+          </w:tcPr>
+          <w:p>
+            <w:r>
+              <w:rPr>
+                <w:rFonts w:ascii="Calibri" w:hAnsi="Calibri"/>
+              </w:rPr>
+            </w:r>
+            <w:r>
+              <w:rPr>
+                <w:rFonts w:ascii="Calibri" w:hAnsi="Calibri"/>
+                <w:sz w:val="16"/>
+              </w:rPr>
               <w:t>Logement social</w:t>
             </w:r>
           </w:p>
         </w:tc>
         <w:tc>
           <w:tcPr>
-            <w:tcW w:type="dxa" w:w="1881"/>
+            <w:tcW w:type="dxa" w:w="1568"/>
           </w:tcPr>
           <w:p>
             <w:r>
@@ -1709,13 +1827,13 @@
                 <w:rFonts w:ascii="Calibri" w:hAnsi="Calibri"/>
                 <w:sz w:val="16"/>
               </w:rPr>
-              <w:t>1,2 Md€</w:t>
-            </w:r>
-          </w:p>
-        </w:tc>
-        <w:tc>
-          <w:tcPr>
-            <w:tcW w:type="dxa" w:w="1881"/>
+              <w:t>1,7 Md€</w:t>
+            </w:r>
+          </w:p>
+        </w:tc>
+        <w:tc>
+          <w:tcPr>
+            <w:tcW w:type="dxa" w:w="1568"/>
           </w:tcPr>
           <w:p>
             <w:r>
@@ -1728,13 +1846,13 @@
                 <w:rFonts w:ascii="Calibri" w:hAnsi="Calibri"/>
                 <w:sz w:val="16"/>
               </w:rPr>
-              <w:t>→2030</w:t>
-            </w:r>
-          </w:p>
-        </w:tc>
-        <w:tc>
-          <w:tcPr>
-            <w:tcW w:type="dxa" w:w="1881"/>
+              <w:t>→2042</w:t>
+            </w:r>
+          </w:p>
+        </w:tc>
+        <w:tc>
+          <w:tcPr>
+            <w:tcW w:type="dxa" w:w="1568"/>
           </w:tcPr>
           <w:p>
             <w:r>
@@ -1747,7 +1865,7 @@
                 <w:rFonts w:ascii="Calibri" w:hAnsi="Calibri"/>
                 <w:sz w:val="16"/>
               </w:rPr>
-              <w:t>Robinetterie, économiseurs d'eau</w:t>
+              <w:t>Robinetterie collective, économiseurs de débit</w:t>
             </w:r>
           </w:p>
         </w:tc>
@@ -1755,7 +1873,7 @@
       <w:tr>
         <w:tc>
           <w:tcPr>
-            <w:tcW w:type="dxa" w:w="1881"/>
+            <w:tcW w:type="dxa" w:w="1568"/>
           </w:tcPr>
           <w:p>
             <w:r>
@@ -1768,13 +1886,13 @@
                 <w:rFonts w:ascii="Calibri" w:hAnsi="Calibri"/>
                 <w:sz w:val="16"/>
               </w:rPr>
-              <w:t>Plan prisons (5 nouvelles)</w:t>
-            </w:r>
-          </w:p>
-        </w:tc>
-        <w:tc>
-          <w:tcPr>
-            <w:tcW w:type="dxa" w:w="1881"/>
+              <w:t>Logements sociaux Wallonie</w:t>
+            </w:r>
+          </w:p>
+        </w:tc>
+        <w:tc>
+          <w:tcPr>
+            <w:tcW w:type="dxa" w:w="1568"/>
           </w:tcPr>
           <w:p>
             <w:r>
@@ -1787,13 +1905,13 @@
                 <w:rFonts w:ascii="Calibri" w:hAnsi="Calibri"/>
                 <w:sz w:val="16"/>
               </w:rPr>
-              <w:t>Pénitentiaire</w:t>
-            </w:r>
-          </w:p>
-        </w:tc>
-        <w:tc>
-          <w:tcPr>
-            <w:tcW w:type="dxa" w:w="1881"/>
+              <w:t>Rénovation et construction de logements sociaux en Wallonie</w:t>
+            </w:r>
+          </w:p>
+        </w:tc>
+        <w:tc>
+          <w:tcPr>
+            <w:tcW w:type="dxa" w:w="1568"/>
           </w:tcPr>
           <w:p>
             <w:r>
@@ -1806,13 +1924,13 @@
                 <w:rFonts w:ascii="Calibri" w:hAnsi="Calibri"/>
                 <w:sz w:val="16"/>
               </w:rPr>
-              <w:t>500+ M€</w:t>
-            </w:r>
-          </w:p>
-        </w:tc>
-        <w:tc>
-          <w:tcPr>
-            <w:tcW w:type="dxa" w:w="1881"/>
+              <w:t>Logement social</w:t>
+            </w:r>
+          </w:p>
+        </w:tc>
+        <w:tc>
+          <w:tcPr>
+            <w:tcW w:type="dxa" w:w="1568"/>
           </w:tcPr>
           <w:p>
             <w:r>
@@ -1825,13 +1943,13 @@
                 <w:rFonts w:ascii="Calibri" w:hAnsi="Calibri"/>
                 <w:sz w:val="16"/>
               </w:rPr>
-              <w:t>2025-2030</w:t>
-            </w:r>
-          </w:p>
-        </w:tc>
-        <w:tc>
-          <w:tcPr>
-            <w:tcW w:type="dxa" w:w="1881"/>
+              <w:t>1,2 Md€</w:t>
+            </w:r>
+          </w:p>
+        </w:tc>
+        <w:tc>
+          <w:tcPr>
+            <w:tcW w:type="dxa" w:w="1568"/>
           </w:tcPr>
           <w:p>
             <w:r>
@@ -1844,7 +1962,26 @@
                 <w:rFonts w:ascii="Calibri" w:hAnsi="Calibri"/>
                 <w:sz w:val="16"/>
               </w:rPr>
-              <w:t>Inox anti-vandalisme, encastrés</w:t>
+              <w:t>→2030</w:t>
+            </w:r>
+          </w:p>
+        </w:tc>
+        <w:tc>
+          <w:tcPr>
+            <w:tcW w:type="dxa" w:w="1568"/>
+          </w:tcPr>
+          <w:p>
+            <w:r>
+              <w:rPr>
+                <w:rFonts w:ascii="Calibri" w:hAnsi="Calibri"/>
+              </w:rPr>
+            </w:r>
+            <w:r>
+              <w:rPr>
+                <w:rFonts w:ascii="Calibri" w:hAnsi="Calibri"/>
+                <w:sz w:val="16"/>
+              </w:rPr>
+              <w:t>Robinetterie collective, économiseurs d'eau</w:t>
             </w:r>
           </w:p>
         </w:tc>
@@ -1852,7 +1989,7 @@
       <w:tr>
         <w:tc>
           <w:tcPr>
-            <w:tcW w:type="dxa" w:w="1881"/>
+            <w:tcW w:type="dxa" w:w="1568"/>
           </w:tcPr>
           <w:p>
             <w:r>
@@ -1865,13 +2002,13 @@
                 <w:rFonts w:ascii="Calibri" w:hAnsi="Calibri"/>
                 <w:sz w:val="16"/>
               </w:rPr>
-              <w:t>Complexe sportif piscine Bruxelles</w:t>
-            </w:r>
-          </w:p>
-        </w:tc>
-        <w:tc>
-          <w:tcPr>
-            <w:tcW w:type="dxa" w:w="1881"/>
+              <w:t>Plan prisons (5 nouvelles)</w:t>
+            </w:r>
+          </w:p>
+        </w:tc>
+        <w:tc>
+          <w:tcPr>
+            <w:tcW w:type="dxa" w:w="1568"/>
           </w:tcPr>
           <w:p>
             <w:r>
@@ -1884,13 +2021,13 @@
                 <w:rFonts w:ascii="Calibri" w:hAnsi="Calibri"/>
                 <w:sz w:val="16"/>
               </w:rPr>
-              <w:t>Sport &amp; loisirs</w:t>
-            </w:r>
-          </w:p>
-        </w:tc>
-        <w:tc>
-          <w:tcPr>
-            <w:tcW w:type="dxa" w:w="1881"/>
+              <w:t>Désengorgement du système carcéral belge par construction de nouvelles prisons</w:t>
+            </w:r>
+          </w:p>
+        </w:tc>
+        <w:tc>
+          <w:tcPr>
+            <w:tcW w:type="dxa" w:w="1568"/>
           </w:tcPr>
           <w:p>
             <w:r>
@@ -1903,13 +2040,13 @@
                 <w:rFonts w:ascii="Calibri" w:hAnsi="Calibri"/>
                 <w:sz w:val="16"/>
               </w:rPr>
-              <w:t>nd</w:t>
-            </w:r>
-          </w:p>
-        </w:tc>
-        <w:tc>
-          <w:tcPr>
-            <w:tcW w:type="dxa" w:w="1881"/>
+              <w:t>Pénitentiaire</w:t>
+            </w:r>
+          </w:p>
+        </w:tc>
+        <w:tc>
+          <w:tcPr>
+            <w:tcW w:type="dxa" w:w="1568"/>
           </w:tcPr>
           <w:p>
             <w:r>
@@ -1922,13 +2059,13 @@
                 <w:rFonts w:ascii="Calibri" w:hAnsi="Calibri"/>
                 <w:sz w:val="16"/>
               </w:rPr>
-              <w:t>2025-2027</w:t>
-            </w:r>
-          </w:p>
-        </w:tc>
-        <w:tc>
-          <w:tcPr>
-            <w:tcW w:type="dxa" w:w="1881"/>
+              <w:t>500+ M€</w:t>
+            </w:r>
+          </w:p>
+        </w:tc>
+        <w:tc>
+          <w:tcPr>
+            <w:tcW w:type="dxa" w:w="1568"/>
           </w:tcPr>
           <w:p>
             <w:r>
@@ -1941,7 +2078,26 @@
                 <w:rFonts w:ascii="Calibri" w:hAnsi="Calibri"/>
                 <w:sz w:val="16"/>
               </w:rPr>
-              <w:t>Temporisateurs douche, push-button</w:t>
+              <w:t>2025-2030</w:t>
+            </w:r>
+          </w:p>
+        </w:tc>
+        <w:tc>
+          <w:tcPr>
+            <w:tcW w:type="dxa" w:w="1568"/>
+          </w:tcPr>
+          <w:p>
+            <w:r>
+              <w:rPr>
+                <w:rFonts w:ascii="Calibri" w:hAnsi="Calibri"/>
+              </w:rPr>
+            </w:r>
+            <w:r>
+              <w:rPr>
+                <w:rFonts w:ascii="Calibri" w:hAnsi="Calibri"/>
+                <w:sz w:val="16"/>
+              </w:rPr>
+              <w:t>Robinetterie inox anti-vandalisme, encastrée</w:t>
             </w:r>
           </w:p>
         </w:tc>
@@ -1949,7 +2105,7 @@
       <w:tr>
         <w:tc>
           <w:tcPr>
-            <w:tcW w:type="dxa" w:w="1881"/>
+            <w:tcW w:type="dxa" w:w="1568"/>
           </w:tcPr>
           <w:p>
             <w:r>
@@ -1962,13 +2118,13 @@
                 <w:rFonts w:ascii="Calibri" w:hAnsi="Calibri"/>
                 <w:sz w:val="16"/>
               </w:rPr>
-              <w:t>Infrasports Wallonie</w:t>
-            </w:r>
-          </w:p>
-        </w:tc>
-        <w:tc>
-          <w:tcPr>
-            <w:tcW w:type="dxa" w:w="1881"/>
+              <w:t>Complexe sportif + piscine Bruxelles</w:t>
+            </w:r>
+          </w:p>
+        </w:tc>
+        <w:tc>
+          <w:tcPr>
+            <w:tcW w:type="dxa" w:w="1568"/>
           </w:tcPr>
           <w:p>
             <w:r>
@@ -1981,13 +2137,32 @@
                 <w:rFonts w:ascii="Calibri" w:hAnsi="Calibri"/>
                 <w:sz w:val="16"/>
               </w:rPr>
+              <w:t>Création d'un pôle sportif public de proximité dans la région bruxelloise</w:t>
+            </w:r>
+          </w:p>
+        </w:tc>
+        <w:tc>
+          <w:tcPr>
+            <w:tcW w:type="dxa" w:w="1568"/>
+          </w:tcPr>
+          <w:p>
+            <w:r>
+              <w:rPr>
+                <w:rFonts w:ascii="Calibri" w:hAnsi="Calibri"/>
+              </w:rPr>
+            </w:r>
+            <w:r>
+              <w:rPr>
+                <w:rFonts w:ascii="Calibri" w:hAnsi="Calibri"/>
+                <w:sz w:val="16"/>
+              </w:rPr>
               <w:t>Sport &amp; loisirs</w:t>
             </w:r>
           </w:p>
         </w:tc>
         <w:tc>
           <w:tcPr>
-            <w:tcW w:type="dxa" w:w="1881"/>
+            <w:tcW w:type="dxa" w:w="1568"/>
           </w:tcPr>
           <w:p>
             <w:r>
@@ -2000,13 +2175,13 @@
                 <w:rFonts w:ascii="Calibri" w:hAnsi="Calibri"/>
                 <w:sz w:val="16"/>
               </w:rPr>
-              <w:t>nd (annuel)</w:t>
-            </w:r>
-          </w:p>
-        </w:tc>
-        <w:tc>
-          <w:tcPr>
-            <w:tcW w:type="dxa" w:w="1881"/>
+              <w:t>nd</w:t>
+            </w:r>
+          </w:p>
+        </w:tc>
+        <w:tc>
+          <w:tcPr>
+            <w:tcW w:type="dxa" w:w="1568"/>
           </w:tcPr>
           <w:p>
             <w:r>
@@ -2019,13 +2194,13 @@
                 <w:rFonts w:ascii="Calibri" w:hAnsi="Calibri"/>
                 <w:sz w:val="16"/>
               </w:rPr>
-              <w:t>Récurrent</w:t>
-            </w:r>
-          </w:p>
-        </w:tc>
-        <w:tc>
-          <w:tcPr>
-            <w:tcW w:type="dxa" w:w="1881"/>
+              <w:t>2025-2027</w:t>
+            </w:r>
+          </w:p>
+        </w:tc>
+        <w:tc>
+          <w:tcPr>
+            <w:tcW w:type="dxa" w:w="1568"/>
           </w:tcPr>
           <w:p>
             <w:r>
@@ -2038,7 +2213,7 @@
                 <w:rFonts w:ascii="Calibri" w:hAnsi="Calibri"/>
                 <w:sz w:val="16"/>
               </w:rPr>
-              <w:t>Équipements piscines, gymnases</w:t>
+              <w:t>Robinetterie temporisée douche, push-button piscine</w:t>
             </w:r>
           </w:p>
         </w:tc>
@@ -2046,7 +2221,7 @@
       <w:tr>
         <w:tc>
           <w:tcPr>
-            <w:tcW w:type="dxa" w:w="1881"/>
+            <w:tcW w:type="dxa" w:w="1568"/>
           </w:tcPr>
           <w:p>
             <w:r>
@@ -2059,13 +2234,129 @@
                 <w:rFonts w:ascii="Calibri" w:hAnsi="Calibri"/>
                 <w:sz w:val="16"/>
               </w:rPr>
+              <w:t>Infrasports Wallonie</w:t>
+            </w:r>
+          </w:p>
+        </w:tc>
+        <w:tc>
+          <w:tcPr>
+            <w:tcW w:type="dxa" w:w="1568"/>
+          </w:tcPr>
+          <w:p>
+            <w:r>
+              <w:rPr>
+                <w:rFonts w:ascii="Calibri" w:hAnsi="Calibri"/>
+              </w:rPr>
+            </w:r>
+            <w:r>
+              <w:rPr>
+                <w:rFonts w:ascii="Calibri" w:hAnsi="Calibri"/>
+                <w:sz w:val="16"/>
+              </w:rPr>
+              <w:t>Subvention annuelle aux communes pour équipements sportifs collectifs</w:t>
+            </w:r>
+          </w:p>
+        </w:tc>
+        <w:tc>
+          <w:tcPr>
+            <w:tcW w:type="dxa" w:w="1568"/>
+          </w:tcPr>
+          <w:p>
+            <w:r>
+              <w:rPr>
+                <w:rFonts w:ascii="Calibri" w:hAnsi="Calibri"/>
+              </w:rPr>
+            </w:r>
+            <w:r>
+              <w:rPr>
+                <w:rFonts w:ascii="Calibri" w:hAnsi="Calibri"/>
+                <w:sz w:val="16"/>
+              </w:rPr>
+              <w:t>Sport &amp; loisirs</w:t>
+            </w:r>
+          </w:p>
+        </w:tc>
+        <w:tc>
+          <w:tcPr>
+            <w:tcW w:type="dxa" w:w="1568"/>
+          </w:tcPr>
+          <w:p>
+            <w:r>
+              <w:rPr>
+                <w:rFonts w:ascii="Calibri" w:hAnsi="Calibri"/>
+              </w:rPr>
+            </w:r>
+            <w:r>
+              <w:rPr>
+                <w:rFonts w:ascii="Calibri" w:hAnsi="Calibri"/>
+                <w:sz w:val="16"/>
+              </w:rPr>
+              <w:t>nd (annuel)</w:t>
+            </w:r>
+          </w:p>
+        </w:tc>
+        <w:tc>
+          <w:tcPr>
+            <w:tcW w:type="dxa" w:w="1568"/>
+          </w:tcPr>
+          <w:p>
+            <w:r>
+              <w:rPr>
+                <w:rFonts w:ascii="Calibri" w:hAnsi="Calibri"/>
+              </w:rPr>
+            </w:r>
+            <w:r>
+              <w:rPr>
+                <w:rFonts w:ascii="Calibri" w:hAnsi="Calibri"/>
+                <w:sz w:val="16"/>
+              </w:rPr>
+              <w:t>Récurrent</w:t>
+            </w:r>
+          </w:p>
+        </w:tc>
+        <w:tc>
+          <w:tcPr>
+            <w:tcW w:type="dxa" w:w="1568"/>
+          </w:tcPr>
+          <w:p>
+            <w:r>
+              <w:rPr>
+                <w:rFonts w:ascii="Calibri" w:hAnsi="Calibri"/>
+              </w:rPr>
+            </w:r>
+            <w:r>
+              <w:rPr>
+                <w:rFonts w:ascii="Calibri" w:hAnsi="Calibri"/>
+                <w:sz w:val="16"/>
+              </w:rPr>
+              <w:t>Équipements piscines, gymnases, temporisateurs</w:t>
+            </w:r>
+          </w:p>
+        </w:tc>
+      </w:tr>
+      <w:tr>
+        <w:tc>
+          <w:tcPr>
+            <w:tcW w:type="dxa" w:w="1568"/>
+          </w:tcPr>
+          <w:p>
+            <w:r>
+              <w:rPr>
+                <w:rFonts w:ascii="Calibri" w:hAnsi="Calibri"/>
+              </w:rPr>
+            </w:r>
+            <w:r>
+              <w:rPr>
+                <w:rFonts w:ascii="Calibri" w:hAnsi="Calibri"/>
+                <w:sz w:val="16"/>
+              </w:rPr>
               <w:t>BEI Belgique 2025 (total)</w:t>
             </w:r>
           </w:p>
         </w:tc>
         <w:tc>
           <w:tcPr>
-            <w:tcW w:type="dxa" w:w="1881"/>
+            <w:tcW w:type="dxa" w:w="1568"/>
           </w:tcPr>
           <w:p>
             <w:r>
@@ -2078,13 +2369,32 @@
                 <w:rFonts w:ascii="Calibri" w:hAnsi="Calibri"/>
                 <w:sz w:val="16"/>
               </w:rPr>
+              <w:t>Financement de la transition verte et des infrastructures sociales belges</w:t>
+            </w:r>
+          </w:p>
+        </w:tc>
+        <w:tc>
+          <w:tcPr>
+            <w:tcW w:type="dxa" w:w="1568"/>
+          </w:tcPr>
+          <w:p>
+            <w:r>
+              <w:rPr>
+                <w:rFonts w:ascii="Calibri" w:hAnsi="Calibri"/>
+              </w:rPr>
+            </w:r>
+            <w:r>
+              <w:rPr>
+                <w:rFonts w:ascii="Calibri" w:hAnsi="Calibri"/>
+                <w:sz w:val="16"/>
+              </w:rPr>
               <w:t>Multi-secteurs</w:t>
             </w:r>
           </w:p>
         </w:tc>
         <w:tc>
           <w:tcPr>
-            <w:tcW w:type="dxa" w:w="1881"/>
+            <w:tcW w:type="dxa" w:w="1568"/>
           </w:tcPr>
           <w:p>
             <w:r>
@@ -2103,7 +2413,7 @@
         </w:tc>
         <w:tc>
           <w:tcPr>
-            <w:tcW w:type="dxa" w:w="1881"/>
+            <w:tcW w:type="dxa" w:w="1568"/>
           </w:tcPr>
           <w:p>
             <w:r>
@@ -2122,7 +2432,7 @@
         </w:tc>
         <w:tc>
           <w:tcPr>
-            <w:tcW w:type="dxa" w:w="1881"/>
+            <w:tcW w:type="dxa" w:w="1568"/>
           </w:tcPr>
           <w:p>
             <w:r>
@@ -2135,7 +2445,7 @@
                 <w:rFonts w:ascii="Calibri" w:hAnsi="Calibri"/>
                 <w:sz w:val="16"/>
               </w:rPr>
-              <w:t>Infrastructure sociale, transition verte</w:t>
+              <w:t>Infrastructure sociale, transition verte — tous types</w:t>
             </w:r>
           </w:p>
         </w:tc>
@@ -2743,7 +3053,7 @@
           <w:i w:val="0"/>
           <w:sz w:val="20"/>
         </w:rPr>
-        <w:t>ING : +0,7% en 2026, +0,8% en 2027 (construction totale). Bâtiments : +0,2% / +0,5% (reprise lente).</w:t>
+        <w:t>ING : +0,7% en 2026, +0,8% en 2027 (construction totale). Bâtiments : +0,2% / +0,5% (reprise lente). ConsTrack360 : CAGR +2,9% prévu 2025-2029 sur l'ensemble du marché construction belge.</w:t>
       </w:r>
     </w:p>
     <w:p>
@@ -2775,7 +3085,39 @@
           <w:i w:val="0"/>
           <w:sz w:val="20"/>
         </w:rPr>
-        <w:t>Tendances structurelles : bâtiments durables (PEB), BIM/préfabrication, rénovation/circularité (Allianz Trade).</w:t>
+        <w:t>Tendances structurelles : bâtiments durables (PEB/EPBD), BIM/préfabrication, rénovation/circularité. L'EPBD révisée impose des standards de performance énergétique progressifs jusqu'en 2030-2033, déclenchant des cycles de rénovation obligatoires. (Allianz Trade / Commission européenne)</w:t>
+      </w:r>
+    </w:p>
+    <w:p>
+      <w:pPr>
+        <w:pStyle w:val="ListBullet"/>
+        <w:spacing w:before="80" w:after="80"/>
+        <w:ind w:left="0"/>
+      </w:pPr>
+      <w:r>
+        <w:rPr>
+          <w:rFonts w:ascii="Calibri" w:hAnsi="Calibri"/>
+          <w:b w:val="0"/>
+          <w:i w:val="0"/>
+          <w:sz w:val="20"/>
+        </w:rPr>
+        <w:t>Logement social : 2,9 Md€ engagés (1,7 Md€ Flandre BEI + 1,2 Md€ Wallonie SWL) → flux de rénovation sécurisé pour la robinetterie collective sur 2025-2042. Signal de stabilité contra-cyclique.</w:t>
+      </w:r>
+    </w:p>
+    <w:p>
+      <w:pPr>
+        <w:pStyle w:val="ListBullet"/>
+        <w:spacing w:before="80" w:after="80"/>
+        <w:ind w:left="0"/>
+      </w:pPr>
+      <w:r>
+        <w:rPr>
+          <w:rFonts w:ascii="Calibri" w:hAnsi="Calibri"/>
+          <w:b w:val="0"/>
+          <w:i w:val="0"/>
+          <w:sz w:val="20"/>
+        </w:rPr>
+        <w:t>Risques modérateurs : mesures de rigueur gouvernement Arizona (jan. 2025) + procédure déficit excessif UE (-5% PIB) → possible réduction de certains programmes régionaux non encore engagés. Hausse des faillites construction (+17% 2024) = pression sur la capacité d'exécution des chantiers.</w:t>
       </w:r>
     </w:p>
     <w:p>
@@ -3259,6 +3601,212 @@
           <w:sz w:val="18"/>
         </w:rPr>
         <w:t>⚠ Estimation dynamique neuf/rénov. non-résidentiel : basée sur sources Techlink et ING 2024-2025 — à confirmer.</w:t>
+      </w:r>
+    </w:p>
+    <w:p>
+      <w:pPr>
+        <w:spacing w:before="80" w:after="80"/>
+      </w:pPr>
+    </w:p>
+    <w:p>
+      <w:pPr>
+        <w:pStyle w:val="Heading2"/>
+        <w:spacing w:before="280" w:after="120"/>
+      </w:pPr>
+      <w:r>
+        <w:rPr>
+          <w:rFonts w:ascii="Calibri" w:hAnsi="Calibri"/>
+          <w:color w:val="595959"/>
+        </w:rPr>
+        <w:t>3.3 Segments dominants du non-résidentiel</w:t>
+      </w:r>
+    </w:p>
+    <w:p>
+      <w:pPr>
+        <w:pStyle w:val="ListBullet"/>
+        <w:spacing w:before="80" w:after="80"/>
+        <w:ind w:left="0"/>
+      </w:pPr>
+      <w:r>
+        <w:rPr>
+          <w:rFonts w:ascii="Calibri" w:hAnsi="Calibri"/>
+          <w:b w:val="0"/>
+          <w:i w:val="0"/>
+          <w:sz w:val="20"/>
+        </w:rPr>
+        <w:t>Santé et éducation : segments publics planifiés, pipelines multi-annuels engagés et visibles (cf. Partie 1.4). Segments les plus porteurs et les plus prévisibles pour la robinetterie ERP. Rénovation dominante sur le parc existant (bâti majoritairement pré-1980).</w:t>
+      </w:r>
+    </w:p>
+    <w:p>
+      <w:pPr>
+        <w:pStyle w:val="ListBullet"/>
+        <w:spacing w:before="80" w:after="80"/>
+        <w:ind w:left="0"/>
+      </w:pPr>
+      <w:r>
+        <w:rPr>
+          <w:rFonts w:ascii="Calibri" w:hAnsi="Calibri"/>
+          <w:b w:val="0"/>
+          <w:i w:val="0"/>
+          <w:sz w:val="20"/>
+        </w:rPr>
+        <w:t>Bureaux et tertiaire : reprise post-COVID (+1,4% 2024). Niche premium institutions UE/OTAN Bruxelles (BREEAM, PMR, anti-legionella) à haute valeur unitaire. Demande peu cyclique sur le segment institutionnel.</w:t>
+      </w:r>
+    </w:p>
+    <w:p>
+      <w:pPr>
+        <w:pStyle w:val="ListBullet"/>
+        <w:spacing w:before="80" w:after="80"/>
+        <w:ind w:left="0"/>
+      </w:pPr>
+      <w:r>
+        <w:rPr>
+          <w:rFonts w:ascii="Calibri" w:hAnsi="Calibri"/>
+          <w:b w:val="0"/>
+          <w:i w:val="0"/>
+          <w:sz w:val="20"/>
+        </w:rPr>
+        <w:t>Logistique et industrie légère : en expansion continue. E-commerce, pharma/biotech, relocalisation industrielle. Principalement flux neuf, valeur robinetterie modeste sauf niche inox/process spécialisée.</w:t>
+      </w:r>
+    </w:p>
+    <w:p>
+      <w:pPr>
+        <w:pStyle w:val="ListBullet"/>
+        <w:spacing w:before="80" w:after="80"/>
+        <w:ind w:left="0"/>
+      </w:pPr>
+      <w:r>
+        <w:rPr>
+          <w:rFonts w:ascii="Calibri" w:hAnsi="Calibri"/>
+          <w:b w:val="0"/>
+          <w:i w:val="0"/>
+          <w:sz w:val="20"/>
+        </w:rPr>
+        <w:t>Pénitentiaire : segment hors-cycle économique — construit sur décision politique (surpopulation carcérale critique). Pipeline 5 nouvelles prisons 2025-2030 = opportunité anti-vandalisme identifiable en amont.</w:t>
+      </w:r>
+    </w:p>
+    <w:p>
+      <w:pPr>
+        <w:pStyle w:val="ListBullet"/>
+        <w:spacing w:before="80" w:after="80"/>
+        <w:ind w:left="0"/>
+      </w:pPr>
+      <w:r>
+        <w:rPr>
+          <w:rFonts w:ascii="Calibri" w:hAnsi="Calibri"/>
+          <w:b w:val="0"/>
+          <w:i w:val="0"/>
+          <w:sz w:val="20"/>
+        </w:rPr>
+        <w:t>[DONNÉE NON DISPONIBLE — part exacte de chaque sous-segment en % et valeur € du marché non-résidentiel total belge — à sourcer via Embuild (embuild.be) ou Statbel]</w:t>
+      </w:r>
+    </w:p>
+    <w:p>
+      <w:pPr>
+        <w:pStyle w:val="Heading2"/>
+        <w:spacing w:before="280" w:after="120"/>
+      </w:pPr>
+      <w:r>
+        <w:rPr>
+          <w:rFonts w:ascii="Calibri" w:hAnsi="Calibri"/>
+          <w:color w:val="595959"/>
+        </w:rPr>
+        <w:t>3.4 Perspectives 2025-2030</w:t>
+      </w:r>
+    </w:p>
+    <w:p>
+      <w:pPr>
+        <w:pStyle w:val="ListBullet"/>
+        <w:spacing w:before="80" w:after="80"/>
+        <w:ind w:left="0"/>
+      </w:pPr>
+      <w:r>
+        <w:rPr>
+          <w:rFonts w:ascii="Calibri" w:hAnsi="Calibri"/>
+          <w:b w:val="0"/>
+          <w:i w:val="0"/>
+          <w:sz w:val="20"/>
+        </w:rPr>
+        <w:t>Non-résidentiel neuf : +1,5% attendu 2025 (ING), tiré par les projets santé, éducation et repositionnement logistique. Moteur principal : pipelines publics engagés (Partie 1.4) qui représentent plusieurs milliards € d'investissements certains.</w:t>
+      </w:r>
+    </w:p>
+    <w:p>
+      <w:pPr>
+        <w:pStyle w:val="ListBullet"/>
+        <w:spacing w:before="80" w:after="80"/>
+        <w:ind w:left="0"/>
+      </w:pPr>
+      <w:r>
+        <w:rPr>
+          <w:rFonts w:ascii="Calibri" w:hAnsi="Calibri"/>
+          <w:b w:val="0"/>
+          <w:i w:val="0"/>
+          <w:sz w:val="20"/>
+        </w:rPr>
+        <w:t>Rénovation non-résidentielle : signal de rebond — autorisations +8,7% en 2024 (Techlink/ING 2025), impact attendu sur les marchés de robinetterie ERP à horizon 12-18 mois (2025-2026).</w:t>
+      </w:r>
+    </w:p>
+    <w:p>
+      <w:pPr>
+        <w:pStyle w:val="ListBullet"/>
+        <w:spacing w:before="80" w:after="80"/>
+        <w:ind w:left="0"/>
+      </w:pPr>
+      <w:r>
+        <w:rPr>
+          <w:rFonts w:ascii="Calibri" w:hAnsi="Calibri"/>
+          <w:b w:val="0"/>
+          <w:i w:val="0"/>
+          <w:sz w:val="20"/>
+        </w:rPr>
+        <w:t>EPBD révisée (Energy Performance of Buildings Directive) : obligation de rénovation progressive du parc non-résidentiel public vers 2028-2033 — driver structurel majeur pour la robinetterie économe en eau certifiée (PLAGE/UREBA en Belgique). Les bâtiments publics sont prioritaires.</w:t>
+      </w:r>
+    </w:p>
+    <w:p>
+      <w:pPr>
+        <w:pStyle w:val="ListBullet"/>
+        <w:spacing w:before="80" w:after="80"/>
+        <w:ind w:left="0"/>
+      </w:pPr>
+      <w:r>
+        <w:rPr>
+          <w:rFonts w:ascii="Calibri" w:hAnsi="Calibri"/>
+          <w:b w:val="0"/>
+          <w:i w:val="0"/>
+          <w:sz w:val="20"/>
+        </w:rPr>
+        <w:t>Risques : contexte de rigueur budgétaire Arizona + procédure déficit excessif UE → possible ralentissement de programmes régionaux non encore contractualisés. Effets modérés sur pipelines déjà engagés par convention. Hausse des faillites secteur construction = risque d'exécution sur les chantiers.</w:t>
+      </w:r>
+    </w:p>
+    <w:p>
+      <w:pPr>
+        <w:pStyle w:val="ListBullet"/>
+        <w:spacing w:before="80" w:after="80"/>
+        <w:ind w:left="0"/>
+      </w:pPr>
+      <w:r>
+        <w:rPr>
+          <w:rFonts w:ascii="Calibri" w:hAnsi="Calibri"/>
+          <w:b w:val="0"/>
+          <w:i w:val="0"/>
+          <w:sz w:val="20"/>
+        </w:rPr>
+        <w:t>Perspectives CAGR non-résidentiel Belgique : +1,5–2,0%/an estimé (2025-2029), en ligne avec la dynamique construction totale ConsTrack360 (+2,9% CAGR) mais avec une croissance légèrement inférieure en raison du poids de la rénovation résidentielle. Signal confirmé partiellement par GlobalData (+1,6% 2026 tiré notamment par commercial et énergie).</w:t>
+      </w:r>
+    </w:p>
+    <w:p>
+      <w:pPr>
+        <w:spacing w:before="80" w:after="80"/>
+      </w:pPr>
+      <w:r>
+        <w:rPr>
+          <w:rFonts w:ascii="Calibri" w:hAnsi="Calibri"/>
+          <w:b w:val="0"/>
+          <w:i/>
+          <w:color w:val="595959"/>
+          <w:sz w:val="18"/>
+        </w:rPr>
+        <w:t>⚠ Estimation perspectives 3.4 — basée sur croisement ING, GlobalData, ConsTrack360 et extrapolation sectorielle — à confirmer via étude Embuild dédiée non-résidentiel.</w:t>
       </w:r>
     </w:p>
     <w:p>
@@ -5199,7 +5747,7 @@
                 <w:rFonts w:ascii="Calibri" w:hAnsi="Calibri"/>
                 <w:sz w:val="16"/>
               </w:rPr>
-              <w:t>Temposoft, Tempostop, PMR, anti-brûlure</w:t>
+              <w:t>Robinetterie temporisée hospitalière, anti-brûlure, PMR</w:t>
             </w:r>
           </w:p>
         </w:tc>
@@ -6276,7 +6824,7 @@
           <w:color w:val="595959"/>
           <w:sz w:val="18"/>
         </w:rPr>
-        <w:t>⚠ Aucune source publique ne recense la taille exacte du marché belge de la robinetterie. Deux estimations par extrapolation, présentées côte à côte (protocole MAB v3).</w:t>
+        <w:t>⚠ Aucune source publique ne recense la taille exacte du marché belge de la robinetterie. Deux estimations par extrapolation, présentées côte à côte (protocole MAB v5).</w:t>
       </w:r>
     </w:p>
     <w:p>
